--- a/rapports/2026-06-06/EQ6/EQ6_sup_v2/DR_013202020118/68-22-55-98.docx
+++ b/rapports/2026-06-06/EQ6/EQ6_sup_v2/DR_013202020118/68-22-55-98.docx
@@ -297,7 +297,7 @@
           <w:color w:val="1F6FEB"/>
           <w:sz w:val="22"/>
         </w:rPr>
-        <w:t>⚠ INCOHÉRENCES À CORRIGER (76)</w:t>
+        <w:t>⚠ INCOHÉRENCES À CORRIGER (73)</w:t>
       </w:r>
     </w:p>
     <w:tbl>
@@ -485,7 +485,7 @@
                 <w:i w:val="0"/>
                 <w:sz w:val="17"/>
               </w:rPr>
-              <w:t>Incohérence!!! seulement les écoles privées paient les frais de scolarité (y compris les frais d'inscription).</w:t>
+              <w:t>Incohérence ! mariama diallo frequente actuellement 3ème année de Supérieur mais dit avoir reçu une bourse de 9999 FCFA.</w:t>
             </w:r>
           </w:p>
         </w:tc>
@@ -544,7 +544,7 @@
                 <w:color w:val="16A34A"/>
                 <w:sz w:val="16"/>
               </w:rPr>
-              <w:t>—</w:t>
+              <w:t>s01q32, s01q36, s01q38, s04q37_modif, s02q33, s02q34, s01q00b</w:t>
             </w:r>
           </w:p>
         </w:tc>
@@ -575,7 +575,7 @@
                 <w:i w:val="0"/>
                 <w:sz w:val="17"/>
               </w:rPr>
-              <w:t>Incohérence ! mariama diallo frequente actuellement 3ème année de Supérieur mais dit avoir reçu une bourse de 9999 FCFA.</w:t>
+              <w:t>Peu probable!!! Vu l'âge (18 ans) de rouguiyatou diallo ou l'année à laquelle rouguiyatou diallo a fréquenté l'école pour la dernière fois (.) le dernier diplome de rouguiyatou diallo ne peut être le Certificat d'études primaires (CEP), prière de corriger cette incohérence ou confirmer avec le QG.</w:t>
             </w:r>
           </w:p>
         </w:tc>
@@ -634,7 +634,7 @@
                 <w:color w:val="16A34A"/>
                 <w:sz w:val="16"/>
               </w:rPr>
-              <w:t>s01q32, s01q36, s01q38, s04q37_modif, s02q33, s02q34, s01q00b</w:t>
+              <w:t>s02q33, s01q00b</w:t>
             </w:r>
           </w:p>
         </w:tc>
@@ -665,7 +665,7 @@
                 <w:i w:val="0"/>
                 <w:sz w:val="17"/>
               </w:rPr>
-              <w:t>Peu probable!!! Vu l'âge (18 ans) de rouguiyatou diallo ou l'année à laquelle rouguiyatou diallo a fréquenté l'école pour la dernière fois (.) le dernier diplome de rouguiyatou diallo ne peut être le Certificat d'études primaires (CEP), prière de corriger cette incohérence ou confirmer avec le QG.</w:t>
+              <w:t>Incoherent!!! La dernière fois que amadou diallo a  fréquenté l'école est 9999.</w:t>
             </w:r>
           </w:p>
         </w:tc>
@@ -755,7 +755,7 @@
                 <w:i w:val="0"/>
                 <w:sz w:val="17"/>
               </w:rPr>
-              <w:t>Incoherent!!! La dernière fois que amadou diallo a  fréquenté l'école est 9999.</w:t>
+              <w:t>Incoherent!!! La dernière fois que mamadou diallo a  fréquenté l'école est 9999.</w:t>
             </w:r>
           </w:p>
         </w:tc>
@@ -788,7 +788,7 @@
                 <w:i w:val="0"/>
                 <w:sz w:val="16"/>
               </w:rPr>
-              <w:t>S02</w:t>
+              <w:t>S03</w:t>
               <w:br/>
             </w:r>
             <w:r>
@@ -798,7 +798,7 @@
                 <w:color w:val="64748B"/>
                 <w:sz w:val="14"/>
               </w:rPr>
-              <w:t>Éducation</w:t>
+              <w:t>Santé</w:t>
             </w:r>
           </w:p>
         </w:tc>
@@ -814,7 +814,7 @@
                 <w:color w:val="16A34A"/>
                 <w:sz w:val="16"/>
               </w:rPr>
-              <w:t>s02q33, s01q00b</w:t>
+              <w:t>—</w:t>
             </w:r>
           </w:p>
         </w:tc>
@@ -845,7 +845,7 @@
                 <w:i w:val="0"/>
                 <w:sz w:val="17"/>
               </w:rPr>
-              <w:t>Incoherent!!! La dernière fois que mamadou diallo a  fréquenté l'école est 9999.</w:t>
+              <w:t>Avertissement!!! La distance parcourue (De 1 à moins de 2 Km) et le temps (Deux heures ou plus) donné par rouguiyatou diallo semble incoherent pour accéder au lieu de la consultation.</w:t>
             </w:r>
           </w:p>
         </w:tc>
@@ -935,7 +935,7 @@
                 <w:i w:val="0"/>
                 <w:sz w:val="17"/>
               </w:rPr>
-              <w:t>Avertissement!!! La distance parcourue (De 1 à moins de 2 Km) et le temps (Deux heures ou plus) donné par rouguiyatou diallo semble incoherent pour accéder au lieu de la consultation.</w:t>
+              <w:t>Incohérent !!! rouguiyatou diallo s'est consulté la première fois pour cette maladie (Douleurs/fatigue) chez un médecin spécialiste et vous dites que  rouguiyatou diallo n'est pas concerné par le montant des frais de consultation d'un médecin spécialiste (3.15=9999).</w:t>
             </w:r>
           </w:p>
         </w:tc>
@@ -1025,7 +1025,7 @@
                 <w:i w:val="0"/>
                 <w:sz w:val="17"/>
               </w:rPr>
-              <w:t>Incohérent !!! rouguiyatou diallo s'est consulté la première fois pour cette maladie (Douleurs/fatigue) chez un médecin spécialiste et vous dites que  rouguiyatou diallo n'est pas concerné par le montant des frais de consultation d'un médecin spécialiste (3.15=9999).</w:t>
+              <w:t>Prière de verifier cette incohérence auprès de l'enquêté ou confirmer.</w:t>
             </w:r>
           </w:p>
         </w:tc>
@@ -1058,7 +1058,7 @@
                 <w:i w:val="0"/>
                 <w:sz w:val="16"/>
               </w:rPr>
-              <w:t>S03</w:t>
+              <w:t>S10</w:t>
               <w:br/>
             </w:r>
             <w:r>
@@ -1068,7 +1068,7 @@
                 <w:color w:val="64748B"/>
                 <w:sz w:val="14"/>
               </w:rPr>
-              <w:t>Santé</w:t>
+              <w:t>Logement</w:t>
             </w:r>
           </w:p>
         </w:tc>
@@ -1084,7 +1084,7 @@
                 <w:color w:val="16A34A"/>
                 <w:sz w:val="16"/>
               </w:rPr>
-              <w:t>—</w:t>
+              <w:t>s01q39, s01q40, s01q43, s02q04, s02q15, s03q52, s04q30__1, s04q30__2</w:t>
             </w:r>
           </w:p>
         </w:tc>
@@ -1115,7 +1115,7 @@
                 <w:i w:val="0"/>
                 <w:sz w:val="17"/>
               </w:rPr>
-              <w:t>Prière de verifier cette incohérence auprès de l'enquêté ou confirmer.</w:t>
+              <w:t>Incohérence détectée ! Le nombre de mois d'activité de l'entreprise vendeur de boutiqueest de 0 sur les 12 derniers mois, alors que Cette entreprise est actuellement en activité.</w:t>
             </w:r>
           </w:p>
         </w:tc>
@@ -1130,10 +1130,10 @@
               <w:rPr>
                 <w:b/>
                 <w:i w:val="0"/>
-                <w:color w:val="DC2626"/>
+                <w:color w:val="EA580C"/>
                 <w:sz w:val="16"/>
               </w:rPr>
-              <w:t>Haute</w:t>
+              <w:t>Moyenne</w:t>
             </w:r>
           </w:p>
         </w:tc>
@@ -1148,7 +1148,7 @@
                 <w:i w:val="0"/>
                 <w:sz w:val="16"/>
               </w:rPr>
-              <w:t>S10</w:t>
+              <w:t>S00</w:t>
               <w:br/>
             </w:r>
             <w:r>
@@ -1158,7 +1158,7 @@
                 <w:color w:val="64748B"/>
                 <w:sz w:val="14"/>
               </w:rPr>
-              <w:t>Logement</w:t>
+              <w:t>Identification</w:t>
             </w:r>
           </w:p>
         </w:tc>
@@ -1174,7 +1174,7 @@
                 <w:color w:val="16A34A"/>
                 <w:sz w:val="16"/>
               </w:rPr>
-              <w:t>s01q39, s01q40, s01q43, s02q04, s02q15, s03q52, s04q30__1, s04q30__2</w:t>
+              <w:t>—</w:t>
             </w:r>
           </w:p>
         </w:tc>
@@ -1205,7 +1205,7 @@
                 <w:i w:val="0"/>
                 <w:sz w:val="17"/>
               </w:rPr>
-              <w:t>Incohérence détectée ! Le nombre de mois d'activité de l'entreprise vendeur de boutiqueest de 0 sur les 12 derniers mois, alors que Cette entreprise est actuellement en activité.</w:t>
+              <w:t>L'adresse ou la localisation du ménage doit être bien renseignée, ne doit pas contenir des numéros de téléphone et elle semble courte pour être une adresse.</w:t>
             </w:r>
           </w:p>
         </w:tc>
@@ -1295,7 +1295,7 @@
                 <w:i w:val="0"/>
                 <w:sz w:val="17"/>
               </w:rPr>
-              <w:t>L'adresse ou la localisation du ménage doit être bien renseignée, ne doit pas contenir des numéros de téléphone et elle semble courte pour être une adresse.</w:t>
+              <w:t>Prière de renseigner la bonne adresse.</w:t>
             </w:r>
           </w:p>
         </w:tc>
@@ -1328,7 +1328,7 @@
                 <w:i w:val="0"/>
                 <w:sz w:val="16"/>
               </w:rPr>
-              <w:t>S00</w:t>
+              <w:t>S01</w:t>
               <w:br/>
             </w:r>
             <w:r>
@@ -1338,7 +1338,7 @@
                 <w:color w:val="64748B"/>
                 <w:sz w:val="14"/>
               </w:rPr>
-              <w:t>Identification</w:t>
+              <w:t>Démographie</w:t>
             </w:r>
           </w:p>
         </w:tc>
@@ -1354,7 +1354,7 @@
                 <w:color w:val="16A34A"/>
                 <w:sz w:val="16"/>
               </w:rPr>
-              <w:t>—</w:t>
+              <w:t>s01q10_1</w:t>
             </w:r>
           </w:p>
         </w:tc>
@@ -1385,277 +1385,7 @@
                 <w:i w:val="0"/>
                 <w:sz w:val="17"/>
               </w:rPr>
-              <w:t>Prière de renseigner la bonne adresse.</w:t>
-            </w:r>
-          </w:p>
-        </w:tc>
-      </w:tr>
-      <w:tr>
-        <w:tc>
-          <w:tcPr>
-            <w:tcW w:type="dxa" w:w="964"/>
-          </w:tcPr>
-          <w:p>
-            <w:r>
-              <w:rPr>
-                <w:b/>
-                <w:i w:val="0"/>
-                <w:color w:val="EA580C"/>
-                <w:sz w:val="16"/>
-              </w:rPr>
-              <w:t>Moyenne</w:t>
-            </w:r>
-          </w:p>
-        </w:tc>
-        <w:tc>
-          <w:tcPr>
-            <w:tcW w:type="dxa" w:w="1247"/>
-          </w:tcPr>
-          <w:p>
-            <w:r>
-              <w:rPr>
-                <w:b/>
-                <w:i w:val="0"/>
-                <w:sz w:val="16"/>
-              </w:rPr>
-              <w:t>S01</w:t>
-              <w:br/>
-            </w:r>
-            <w:r>
-              <w:rPr>
-                <w:b w:val="0"/>
-                <w:i w:val="0"/>
-                <w:color w:val="64748B"/>
-                <w:sz w:val="14"/>
-              </w:rPr>
-              <w:t>Démographie</w:t>
-            </w:r>
-          </w:p>
-        </w:tc>
-        <w:tc>
-          <w:tcPr>
-            <w:tcW w:type="dxa" w:w="1531"/>
-          </w:tcPr>
-          <w:p>
-            <w:r>
-              <w:rPr>
-                <w:b/>
-                <w:i w:val="0"/>
-                <w:color w:val="16A34A"/>
-                <w:sz w:val="16"/>
-              </w:rPr>
-              <w:t>s00q27, s01q03a, s01q03b, s01q03c, s01q00b</w:t>
-            </w:r>
-          </w:p>
-        </w:tc>
-        <w:tc>
-          <w:tcPr>
-            <w:tcW w:type="dxa" w:w="1191"/>
-          </w:tcPr>
-          <w:p>
-            <w:r>
-              <w:rPr>
-                <w:b w:val="0"/>
-                <w:i w:val="0"/>
-                <w:color w:val="64748B"/>
-                <w:sz w:val="16"/>
-              </w:rPr>
-              <w:t>GT-CQ</w:t>
-            </w:r>
-          </w:p>
-        </w:tc>
-        <w:tc>
-          <w:tcPr>
-            <w:tcW w:type="dxa" w:w="4706"/>
-          </w:tcPr>
-          <w:p>
-            <w:r>
-              <w:rPr>
-                <w:b w:val="0"/>
-                <w:i w:val="0"/>
-                <w:sz w:val="17"/>
-              </w:rPr>
-              <w:t>Les informations sur l'acte de naissance (ni Jours, ni mois et ni années) de  mamadou diallo  manquent, s'il vous plait pouvez-vous fournir d'effort pour avoir ces informations.</w:t>
-            </w:r>
-          </w:p>
-        </w:tc>
-      </w:tr>
-      <w:tr>
-        <w:tc>
-          <w:tcPr>
-            <w:tcW w:type="dxa" w:w="964"/>
-          </w:tcPr>
-          <w:p>
-            <w:r>
-              <w:rPr>
-                <w:b/>
-                <w:i w:val="0"/>
-                <w:color w:val="EA580C"/>
-                <w:sz w:val="16"/>
-              </w:rPr>
-              <w:t>Moyenne</w:t>
-            </w:r>
-          </w:p>
-        </w:tc>
-        <w:tc>
-          <w:tcPr>
-            <w:tcW w:type="dxa" w:w="1247"/>
-          </w:tcPr>
-          <w:p>
-            <w:r>
-              <w:rPr>
-                <w:b/>
-                <w:i w:val="0"/>
-                <w:sz w:val="16"/>
-              </w:rPr>
-              <w:t>S01</w:t>
-              <w:br/>
-            </w:r>
-            <w:r>
-              <w:rPr>
-                <w:b w:val="0"/>
-                <w:i w:val="0"/>
-                <w:color w:val="64748B"/>
-                <w:sz w:val="14"/>
-              </w:rPr>
-              <w:t>Démographie</w:t>
-            </w:r>
-          </w:p>
-        </w:tc>
-        <w:tc>
-          <w:tcPr>
-            <w:tcW w:type="dxa" w:w="1531"/>
-          </w:tcPr>
-          <w:p>
-            <w:r>
-              <w:rPr>
-                <w:b/>
-                <w:i w:val="0"/>
-                <w:color w:val="16A34A"/>
-                <w:sz w:val="16"/>
-              </w:rPr>
-              <w:t>s01q10_1</w:t>
-            </w:r>
-          </w:p>
-        </w:tc>
-        <w:tc>
-          <w:tcPr>
-            <w:tcW w:type="dxa" w:w="1191"/>
-          </w:tcPr>
-          <w:p>
-            <w:r>
-              <w:rPr>
-                <w:b w:val="0"/>
-                <w:i w:val="0"/>
-                <w:color w:val="64748B"/>
-                <w:sz w:val="16"/>
-              </w:rPr>
-              <w:t>GT-CQ</w:t>
-            </w:r>
-          </w:p>
-        </w:tc>
-        <w:tc>
-          <w:tcPr>
-            <w:tcW w:type="dxa" w:w="4706"/>
-          </w:tcPr>
-          <w:p>
-            <w:r>
-              <w:rPr>
-                <w:b w:val="0"/>
-                <w:i w:val="0"/>
-                <w:sz w:val="17"/>
-              </w:rPr>
               <w:t>La taille du ménage lors de l'enquête principale (7) de ce ménage est inférieur à la taille du denombrement (8), prière de fournir des explications concrètes ou aller revisiter le ménage.</w:t>
-            </w:r>
-          </w:p>
-        </w:tc>
-      </w:tr>
-      <w:tr>
-        <w:tc>
-          <w:tcPr>
-            <w:tcW w:type="dxa" w:w="964"/>
-          </w:tcPr>
-          <w:p>
-            <w:r>
-              <w:rPr>
-                <w:b/>
-                <w:i w:val="0"/>
-                <w:color w:val="EA580C"/>
-                <w:sz w:val="16"/>
-              </w:rPr>
-              <w:t>Moyenne</w:t>
-            </w:r>
-          </w:p>
-        </w:tc>
-        <w:tc>
-          <w:tcPr>
-            <w:tcW w:type="dxa" w:w="1247"/>
-          </w:tcPr>
-          <w:p>
-            <w:r>
-              <w:rPr>
-                <w:b/>
-                <w:i w:val="0"/>
-                <w:sz w:val="16"/>
-              </w:rPr>
-              <w:t>S02</w:t>
-              <w:br/>
-            </w:r>
-            <w:r>
-              <w:rPr>
-                <w:b w:val="0"/>
-                <w:i w:val="0"/>
-                <w:color w:val="64748B"/>
-                <w:sz w:val="14"/>
-              </w:rPr>
-              <w:t>Éducation</w:t>
-            </w:r>
-          </w:p>
-        </w:tc>
-        <w:tc>
-          <w:tcPr>
-            <w:tcW w:type="dxa" w:w="1531"/>
-          </w:tcPr>
-          <w:p>
-            <w:r>
-              <w:rPr>
-                <w:b/>
-                <w:i w:val="0"/>
-                <w:color w:val="16A34A"/>
-                <w:sz w:val="16"/>
-              </w:rPr>
-              <w:t>—</w:t>
-            </w:r>
-          </w:p>
-        </w:tc>
-        <w:tc>
-          <w:tcPr>
-            <w:tcW w:type="dxa" w:w="1191"/>
-          </w:tcPr>
-          <w:p>
-            <w:r>
-              <w:rPr>
-                <w:b w:val="0"/>
-                <w:i w:val="0"/>
-                <w:color w:val="64748B"/>
-                <w:sz w:val="16"/>
-              </w:rPr>
-              <w:t>GT-CQ</w:t>
-            </w:r>
-          </w:p>
-        </w:tc>
-        <w:tc>
-          <w:tcPr>
-            <w:tcW w:type="dxa" w:w="4706"/>
-          </w:tcPr>
-          <w:p>
-            <w:r>
-              <w:rPr>
-                <w:b w:val="0"/>
-                <w:i w:val="0"/>
-                <w:sz w:val="17"/>
-              </w:rPr>
-              <w:t>veuillez, s'il vous plait, confirmer les frais de scolarité ( 9999 FCFA) payée de mariama diallo avec le QG ou apporter les corrections nécessaires.</w:t>
             </w:r>
           </w:p>
         </w:tc>
